--- a/policies/build/masters/COP.9_v2_master.docx
+++ b/policies/build/masters/COP.9_v2_master.docx
@@ -2350,6 +2350,23 @@
           <w:sz w:val="22"/>
           <w:szCs w:val="22"/>
         </w:rPr>
+        <w:t xml:space="preserve">Indian Society of Anaesthesiologists (ISA), Minimum Monitoring Standards — adopted edition, applicable alongside ASA for sedation-level definitions and monitoring standards.</w:t>
+      </w:r>
+    </w:p>
+    <w:p>
+      <w:pPr>
+        <w:pStyle w:val="ListParagraph"/>
+        <w:numPr>
+          <w:ilvl w:val="0"/>
+          <w:numId w:val="1"/>
+        </w:numPr>
+        <w:spacing w:after="60"/>
+      </w:pPr>
+      <w:r>
+        <w:rPr>
+          <w:sz w:val="22"/>
+          <w:szCs w:val="22"/>
+        </w:rPr>
         <w:t xml:space="preserve">Internal documents of «Hospital Name»: sedation protocol, credentialling list, sedation monitoring form, Modified Aldrete Score form, equipment-check log, stop-work register.</w:t>
       </w:r>
     </w:p>
@@ -2420,6 +2437,7 @@
 BLS — basic life support
 CAPA — corrective and preventive action
 ECG — electrocardiogram
+ISA — Indian Society of Anaesthesiologists
 NABH — National Accreditation Board for Hospitals and Healthcare Providers
 NIBP — non-invasive blood pressure
 OE — objective element

--- a/policies/build/masters/COP.9_v2_master.docx
+++ b/policies/build/masters/COP.9_v2_master.docx
@@ -11,40 +11,25 @@
         <w:rPr>
           <w:b/>
           <w:bCs/>
+          <w:sz w:val="28"/>
+          <w:szCs w:val="28"/>
+        </w:rPr>
+        <w:t>Policy on Procedural Sedation</w:t>
+      </w:r>
+    </w:p>
+    <w:p>
+      <w:pPr>
+        <w:spacing w:after="60"/>
+        <w:jc w:val="center"/>
+      </w:pPr>
+      <w:r>
+        <w:rPr>
+          <w:b/>
+          <w:bCs/>
           <w:sz w:val="32"/>
           <w:szCs w:val="32"/>
         </w:rPr>
         <w:t xml:space="preserve">«Hospital Name»</w:t>
-      </w:r>
-    </w:p>
-    <w:p>
-      <w:pPr>
-        <w:spacing w:after="60"/>
-        <w:jc w:val="center"/>
-      </w:pPr>
-      <w:r>
-        <w:rPr>
-          <w:b/>
-          <w:bCs/>
-          <w:sz w:val="28"/>
-          <w:szCs w:val="28"/>
-        </w:rPr>
-        <w:t xml:space="preserve">Procedural Sedation</w:t>
-      </w:r>
-    </w:p>
-    <w:p>
-      <w:pPr>
-        <w:spacing w:after="240"/>
-        <w:jc w:val="center"/>
-      </w:pPr>
-      <w:r>
-        <w:rPr>
-          <w:i/>
-          <w:iCs/>
-          <w:sz w:val="20"/>
-          <w:szCs w:val="20"/>
-        </w:rPr>
-        <w:t xml:space="preserve">Consistent and safe procedural sedation.</w:t>
       </w:r>
     </w:p>
     <w:p>
@@ -2293,180 +2278,6 @@
         <w:t xml:space="preserve">The Nursing Superintendent holds signed acknowledgements with the induction record.</w:t>
       </w:r>
     </w:p>
-    <w:p>
-      <w:pPr>
-        <w:pStyle w:val="Heading1"/>
-        <w:spacing w:after="120" w:before="280"/>
-      </w:pPr>
-      <w:r>
-        <w:t xml:space="preserve">10. References</w:t>
-      </w:r>
-    </w:p>
-    <w:p>
-      <w:pPr>
-        <w:pStyle w:val="ListParagraph"/>
-        <w:numPr>
-          <w:ilvl w:val="0"/>
-          <w:numId w:val="1"/>
-        </w:numPr>
-        <w:spacing w:after="60"/>
-      </w:pPr>
-      <w:r>
-        <w:rPr>
-          <w:sz w:val="22"/>
-          <w:szCs w:val="22"/>
-        </w:rPr>
-        <w:t xml:space="preserve">National Accreditation Board for Hospitals and Healthcare Providers (NABH), Standards for Small Healthcare Organisations, 3rd Edition — Care of Patients chapter, standard COP.9.</w:t>
-      </w:r>
-    </w:p>
-    <w:p>
-      <w:pPr>
-        <w:pStyle w:val="ListParagraph"/>
-        <w:numPr>
-          <w:ilvl w:val="0"/>
-          <w:numId w:val="1"/>
-        </w:numPr>
-        <w:spacing w:after="60"/>
-      </w:pPr>
-      <w:r>
-        <w:rPr>
-          <w:sz w:val="22"/>
-          <w:szCs w:val="22"/>
-        </w:rPr>
-        <w:t xml:space="preserve">American Society of Anesthesiologists (ASA), Practice Guidelines for Sedation and Analgesia by Non-Anesthesiologists — adopted edition for sedation-level definitions and monitoring standards.</w:t>
-      </w:r>
-    </w:p>
-    <w:p>
-      <w:pPr>
-        <w:pStyle w:val="ListParagraph"/>
-        <w:numPr>
-          <w:ilvl w:val="0"/>
-          <w:numId w:val="1"/>
-        </w:numPr>
-        <w:spacing w:after="60"/>
-      </w:pPr>
-      <w:r>
-        <w:rPr>
-          <w:sz w:val="22"/>
-          <w:szCs w:val="22"/>
-        </w:rPr>
-        <w:t xml:space="preserve">Indian Society of Anaesthesiologists (ISA), Minimum Monitoring Standards — adopted edition, applicable alongside ASA for sedation-level definitions and monitoring standards.</w:t>
-      </w:r>
-    </w:p>
-    <w:p>
-      <w:pPr>
-        <w:pStyle w:val="ListParagraph"/>
-        <w:numPr>
-          <w:ilvl w:val="0"/>
-          <w:numId w:val="1"/>
-        </w:numPr>
-        <w:spacing w:after="60"/>
-      </w:pPr>
-      <w:r>
-        <w:rPr>
-          <w:sz w:val="22"/>
-          <w:szCs w:val="22"/>
-        </w:rPr>
-        <w:t xml:space="preserve">Internal documents of «Hospital Name»: sedation protocol, credentialling list, sedation monitoring form, Modified Aldrete Score form, equipment-check log, stop-work register.</w:t>
-      </w:r>
-    </w:p>
-    <w:p>
-      <w:pPr>
-        <w:pStyle w:val="Heading1"/>
-        <w:spacing w:after="120" w:before="280"/>
-      </w:pPr>
-      <w:r>
-        <w:t xml:space="preserve">11. Distribution</w:t>
-      </w:r>
-    </w:p>
-    <w:p>
-      <w:pPr>
-        <w:spacing w:after="140"/>
-      </w:pPr>
-      <w:r>
-        <w:rPr>
-          <w:sz w:val="22"/>
-          <w:szCs w:val="22"/>
-        </w:rPr>
-        <w:t xml:space="preserve">Official master copy: office of the Medical Superintendent, «Hospital Name», with the Anaesthesia In-Charge and Quality Coordinator.</w:t>
-      </w:r>
-    </w:p>
-    <w:p>
-      <w:pPr>
-        <w:spacing w:after="140"/>
-      </w:pPr>
-      <w:r>
-        <w:rPr>
-          <w:sz w:val="22"/>
-          <w:szCs w:val="22"/>
-        </w:rPr>
-        <w:t xml:space="preserve">Copies issued to: procedure rooms; endoscopy suite; minor OT; recovery area; emergency department.</w:t>
-      </w:r>
-    </w:p>
-    <w:p>
-      <w:pPr>
-        <w:spacing w:after="140"/>
-      </w:pPr>
-      <w:r>
-        <w:rPr>
-          <w:sz w:val="22"/>
-          <w:szCs w:val="22"/>
-        </w:rPr>
-        <w:t xml:space="preserve">The current version is available to all staff at the «policy file in the procedure area» and, if the hospital keeps an intranet, at «staff intranet / policies».</w:t>
-      </w:r>
-    </w:p>
-    <w:p>
-      <w:pPr>
-        <w:pStyle w:val="Heading1"/>
-        <w:spacing w:after="120" w:before="280"/>
-      </w:pPr>
-      <w:r>
-        <w:t xml:space="preserve">12. Abbreviations</w:t>
-      </w:r>
-    </w:p>
-    <w:p>
-      <w:pPr>
-        <w:spacing w:after="140"/>
-      </w:pPr>
-      <w:r>
-        <w:rPr>
-          <w:sz w:val="22"/>
-          <w:szCs w:val="22"/>
-        </w:rPr>
-        <w:t xml:space="preserve">ACLS — advanced cardiovascular life support
-BLS — basic life support
-CAPA — corrective and preventive action
-ECG — electrocardiogram
-ISA — Indian Society of Anaesthesiologists
-NABH — National Accreditation Board for Hospitals and Healthcare Providers
-NIBP — non-invasive blood pressure
-OE — objective element
-SHCO — Standards for Small Healthcare Organisations</w:t>
-      </w:r>
-    </w:p>
-    <w:p>
-      <w:pPr>
-        <w:pStyle w:val="Heading1"/>
-        <w:spacing w:after="120" w:before="280"/>
-      </w:pPr>
-      <w:r>
-        <w:t xml:space="preserve">13. Traceability to NABH SHCO 3rd Edition COP.9</w:t>
-      </w:r>
-    </w:p>
-    <w:p>
-      <w:pPr>
-        <w:spacing w:after="120"/>
-      </w:pPr>
-      <w:r>
-        <w:rPr>
-          <w:i/>
-          <w:iCs/>
-          <w:sz w:val="20"/>
-          <w:szCs w:val="20"/>
-        </w:rPr>
-        <w:t xml:space="preserve">This table is an index. It is not how the policy is organised.</w:t>
-      </w:r>
-    </w:p>
     <w:tbl>
       <w:tblPr>
         <w:tblW w:type="pct" w:w="100%"/>
@@ -3036,7 +2847,81 @@
         <w:spacing w:after="120" w:before="280"/>
       </w:pPr>
       <w:r>
-        <w:t xml:space="preserve">14. Required Records / Evidence Checklist</w:t>
+        <w:t>10. Distribution</w:t>
+      </w:r>
+    </w:p>
+    <w:p>
+      <w:pPr>
+        <w:spacing w:after="140"/>
+      </w:pPr>
+      <w:r>
+        <w:rPr>
+          <w:sz w:val="22"/>
+          <w:szCs w:val="22"/>
+        </w:rPr>
+        <w:t xml:space="preserve">Official master copy: office of the Medical Superintendent, «Hospital Name», with the Anaesthesia In-Charge and Quality Coordinator.</w:t>
+      </w:r>
+    </w:p>
+    <w:p>
+      <w:pPr>
+        <w:spacing w:after="140"/>
+      </w:pPr>
+      <w:r>
+        <w:rPr>
+          <w:sz w:val="22"/>
+          <w:szCs w:val="22"/>
+        </w:rPr>
+        <w:t xml:space="preserve">Copies issued to: procedure rooms; endoscopy suite; minor OT; recovery area; emergency department.</w:t>
+      </w:r>
+    </w:p>
+    <w:p>
+      <w:pPr>
+        <w:spacing w:after="140"/>
+      </w:pPr>
+      <w:r>
+        <w:rPr>
+          <w:sz w:val="22"/>
+          <w:szCs w:val="22"/>
+        </w:rPr>
+        <w:t xml:space="preserve">The current version is available to all staff at the «policy file in the procedure area» and, if the hospital keeps an intranet, at «staff intranet / policies».</w:t>
+      </w:r>
+    </w:p>
+    <w:p>
+      <w:pPr>
+        <w:pStyle w:val="Heading1"/>
+        <w:spacing w:after="120" w:before="280"/>
+      </w:pPr>
+      <w:r>
+        <w:t>11. Abbreviations</w:t>
+      </w:r>
+    </w:p>
+    <w:p>
+      <w:pPr>
+        <w:spacing w:after="140"/>
+      </w:pPr>
+      <w:r>
+        <w:rPr>
+          <w:sz w:val="22"/>
+          <w:szCs w:val="22"/>
+        </w:rPr>
+        <w:t xml:space="preserve">ACLS — advanced cardiovascular life support
+BLS — basic life support
+CAPA — corrective and preventive action
+ECG — electrocardiogram
+ISA — Indian Society of Anaesthesiologists
+NABH — National Accreditation Board for Hospitals and Healthcare Providers
+NIBP — non-invasive blood pressure
+OE — objective element
+SHCO — Standards for Small Healthcare Organisations</w:t>
+      </w:r>
+    </w:p>
+    <w:p>
+      <w:pPr>
+        <w:pStyle w:val="Heading1"/>
+        <w:spacing w:after="120" w:before="280"/>
+      </w:pPr>
+      <w:r>
+        <w:t>12. Traceability to NABH SHCO 3rd Edition COP.9</w:t>
       </w:r>
     </w:p>
     <w:p>
@@ -3050,6 +2935,29 @@
           <w:sz w:val="20"/>
           <w:szCs w:val="20"/>
         </w:rPr>
+        <w:t xml:space="preserve">This table is an index. It is not how the policy is organised.</w:t>
+      </w:r>
+    </w:p>
+    <w:p>
+      <w:pPr>
+        <w:pStyle w:val="Heading1"/>
+        <w:spacing w:after="120" w:before="280"/>
+      </w:pPr>
+      <w:r>
+        <w:t>13. Required Records / Evidence Checklist</w:t>
+      </w:r>
+    </w:p>
+    <w:p>
+      <w:pPr>
+        <w:spacing w:after="120"/>
+      </w:pPr>
+      <w:r>
+        <w:rPr>
+          <w:i/>
+          <w:iCs/>
+          <w:sz w:val="20"/>
+          <w:szCs w:val="20"/>
+        </w:rPr>
         <w:t xml:space="preserve">Records the hospital holds under this policy, listed by objective element.</w:t>
       </w:r>
     </w:p>
@@ -3368,6 +3276,83 @@
           <w:szCs w:val="22"/>
         </w:rPr>
         <w:t xml:space="preserve">Signed recovery discharge record by clinician.</w:t>
+      </w:r>
+    </w:p>
+    <w:p>
+      <w:pPr>
+        <w:pStyle w:val="Heading1"/>
+        <w:spacing w:after="120" w:before="280"/>
+      </w:pPr>
+      <w:r>
+        <w:t>14. References</w:t>
+      </w:r>
+    </w:p>
+    <w:p>
+      <w:pPr>
+        <w:pStyle w:val="ListParagraph"/>
+        <w:numPr>
+          <w:ilvl w:val="0"/>
+          <w:numId w:val="1"/>
+        </w:numPr>
+        <w:spacing w:after="60"/>
+      </w:pPr>
+      <w:r>
+        <w:rPr>
+          <w:sz w:val="22"/>
+          <w:szCs w:val="22"/>
+        </w:rPr>
+        <w:t xml:space="preserve">National Accreditation Board for Hospitals and Healthcare Providers (NABH), Standards for Small Healthcare Organisations, 3rd Edition — Care of Patients chapter, standard COP.9.</w:t>
+      </w:r>
+    </w:p>
+    <w:p>
+      <w:pPr>
+        <w:pStyle w:val="ListParagraph"/>
+        <w:numPr>
+          <w:ilvl w:val="0"/>
+          <w:numId w:val="1"/>
+        </w:numPr>
+        <w:spacing w:after="60"/>
+      </w:pPr>
+      <w:r>
+        <w:rPr>
+          <w:sz w:val="22"/>
+          <w:szCs w:val="22"/>
+        </w:rPr>
+        <w:t xml:space="preserve">American Society of Anesthesiologists (ASA), Practice Guidelines for Sedation and Analgesia by Non-Anesthesiologists — adopted edition for sedation-level definitions and monitoring standards.</w:t>
+      </w:r>
+    </w:p>
+    <w:p>
+      <w:pPr>
+        <w:pStyle w:val="ListParagraph"/>
+        <w:numPr>
+          <w:ilvl w:val="0"/>
+          <w:numId w:val="1"/>
+        </w:numPr>
+        <w:spacing w:after="60"/>
+      </w:pPr>
+      <w:r>
+        <w:rPr>
+          <w:sz w:val="22"/>
+          <w:szCs w:val="22"/>
+        </w:rPr>
+        <w:t xml:space="preserve">Indian Society of Anaesthesiologists (ISA), Minimum Monitoring Standards — adopted edition, applicable alongside ASA for sedation-level definitions and monitoring standards.</w:t>
+      </w:r>
+    </w:p>
+    <w:p>
+      <w:pPr>
+        <w:pStyle w:val="ListParagraph"/>
+        <w:numPr>
+          <w:ilvl w:val="0"/>
+          <w:numId w:val="1"/>
+        </w:numPr>
+        <w:spacing w:after="60"/>
+      </w:pPr>
+      <w:r>
+        <w:rPr>
+          <w:sz w:val="22"/>
+          <w:szCs w:val="22"/>
+        </w:rPr>
+        <w:t xml:space="preserve">Internal documents of «Hospital Name»: sedation protocol, credentialling list, sedation monitoring form, Modified Aldrete Score form, equipment-check log, stop-work register.</w:t>
       </w:r>
     </w:p>
     <w:p>
@@ -3492,7 +3477,7 @@
         <w:sz w:val="16"/>
         <w:szCs w:val="16"/>
       </w:rPr>
-      <w:t xml:space="preserve">«Hospital Name»  |  «COP/POL/09»  |  Controlled document  |  Procedural Sedation</w:t>
+      <w:t>«Hospital Name»  |  «COP/POL/09»  |  Controlled document  |  Policy on Procedural Sedation</w:t>
     </w:r>
   </w:p>
 </w:ftr>

--- a/policies/build/masters/COP.9_v2_master.docx
+++ b/policies/build/masters/COP.9_v2_master.docx
@@ -1459,7 +1459,7 @@
           <w:sz w:val="22"/>
           <w:szCs w:val="22"/>
         </w:rPr>
-        <w:t xml:space="preserve">Root-cause analysis is required when a sedation safety defect recurs within six months.</w:t>
+        <w:t>Root-cause analysis is required when a sedation safety defect recurs; the organisation's defined recurrence threshold applies, as documented in the hospital's Root Cause Analysis procedure.</w:t>
       </w:r>
     </w:p>
     <w:p>

--- a/policies/build/masters/COP.9_v2_master.docx
+++ b/policies/build/masters/COP.9_v2_master.docx
@@ -2295,6 +2295,7 @@
         <w:gridCol w:w="100"/>
         <w:gridCol w:w="100"/>
         <w:gridCol w:w="100"/>
+        <w:gridCol w:w="100"/>
       </w:tblGrid>
       <w:tr>
         <w:tc>
@@ -2322,6 +2323,26 @@
         </w:tc>
         <w:tc>
           <w:tcPr>
+            <w:tcW w:type="pct" w:w="12%"/>
+            <w:tcBorders>
+              <w:top w:val="single" w:color="999999" w:sz="4"/>
+              <w:left w:val="single" w:color="999999" w:sz="4"/>
+              <w:bottom w:val="single" w:color="999999" w:sz="4"/>
+              <w:right w:val="single" w:color="999999" w:sz="4"/>
+            </w:tcBorders>
+            <w:shd w:fill="E8E8E8" w:val="clear"/>
+          </w:tcPr>
+          <w:p>
+            <w:r>
+              <w:rPr>
+                <w:b/>
+              </w:rPr>
+              <w:t>Level</w:t>
+            </w:r>
+          </w:p>
+        </w:tc>
+        <w:tc>
+          <w:tcPr>
             <w:tcW w:type="pct" w:w="32%"/>
             <w:tcBorders>
               <w:top w:val="single" w:color="999999" w:sz="4"/>
@@ -2415,6 +2436,22 @@
         </w:tc>
         <w:tc>
           <w:tcPr>
+            <w:tcW w:type="pct" w:w="12%"/>
+            <w:tcBorders>
+              <w:top w:val="single" w:color="999999" w:sz="4"/>
+              <w:left w:val="single" w:color="999999" w:sz="4"/>
+              <w:bottom w:val="single" w:color="999999" w:sz="4"/>
+              <w:right w:val="single" w:color="999999" w:sz="4"/>
+            </w:tcBorders>
+          </w:tcPr>
+          <w:p>
+            <w:r>
+              <w:t>Commitment*</w:t>
+            </w:r>
+          </w:p>
+        </w:tc>
+        <w:tc>
+          <w:tcPr>
             <w:tcW w:type="pct" w:w="32%"/>
             <w:tcBorders>
               <w:top w:val="single" w:color="999999" w:sz="4"/>
@@ -2505,6 +2542,22 @@
         </w:tc>
         <w:tc>
           <w:tcPr>
+            <w:tcW w:type="pct" w:w="12%"/>
+            <w:tcBorders>
+              <w:top w:val="single" w:color="999999" w:sz="4"/>
+              <w:left w:val="single" w:color="999999" w:sz="4"/>
+              <w:bottom w:val="single" w:color="999999" w:sz="4"/>
+              <w:right w:val="single" w:color="999999" w:sz="4"/>
+            </w:tcBorders>
+          </w:tcPr>
+          <w:p>
+            <w:r>
+              <w:t>Commitment</w:t>
+            </w:r>
+          </w:p>
+        </w:tc>
+        <w:tc>
+          <w:tcPr>
             <w:tcW w:type="pct" w:w="32%"/>
             <w:tcBorders>
               <w:top w:val="single" w:color="999999" w:sz="4"/>
@@ -2595,6 +2648,22 @@
         </w:tc>
         <w:tc>
           <w:tcPr>
+            <w:tcW w:type="pct" w:w="12%"/>
+            <w:tcBorders>
+              <w:top w:val="single" w:color="999999" w:sz="4"/>
+              <w:left w:val="single" w:color="999999" w:sz="4"/>
+              <w:bottom w:val="single" w:color="999999" w:sz="4"/>
+              <w:right w:val="single" w:color="999999" w:sz="4"/>
+            </w:tcBorders>
+          </w:tcPr>
+          <w:p>
+            <w:r>
+              <w:t>Commitment</w:t>
+            </w:r>
+          </w:p>
+        </w:tc>
+        <w:tc>
+          <w:tcPr>
             <w:tcW w:type="pct" w:w="32%"/>
             <w:tcBorders>
               <w:top w:val="single" w:color="999999" w:sz="4"/>
@@ -2685,6 +2754,22 @@
         </w:tc>
         <w:tc>
           <w:tcPr>
+            <w:tcW w:type="pct" w:w="12%"/>
+            <w:tcBorders>
+              <w:top w:val="single" w:color="999999" w:sz="4"/>
+              <w:left w:val="single" w:color="999999" w:sz="4"/>
+              <w:bottom w:val="single" w:color="999999" w:sz="4"/>
+              <w:right w:val="single" w:color="999999" w:sz="4"/>
+            </w:tcBorders>
+          </w:tcPr>
+          <w:p>
+            <w:r>
+              <w:t>Commitment</w:t>
+            </w:r>
+          </w:p>
+        </w:tc>
+        <w:tc>
+          <w:tcPr>
             <w:tcW w:type="pct" w:w="32%"/>
             <w:tcBorders>
               <w:top w:val="single" w:color="999999" w:sz="4"/>
@@ -2775,6 +2860,22 @@
         </w:tc>
         <w:tc>
           <w:tcPr>
+            <w:tcW w:type="pct" w:w="12%"/>
+            <w:tcBorders>
+              <w:top w:val="single" w:color="999999" w:sz="4"/>
+              <w:left w:val="single" w:color="999999" w:sz="4"/>
+              <w:bottom w:val="single" w:color="999999" w:sz="4"/>
+              <w:right w:val="single" w:color="999999" w:sz="4"/>
+            </w:tcBorders>
+          </w:tcPr>
+          <w:p>
+            <w:r>
+              <w:t>Commitment</w:t>
+            </w:r>
+          </w:p>
+        </w:tc>
+        <w:tc>
+          <w:tcPr>
             <w:tcW w:type="pct" w:w="32%"/>
             <w:tcBorders>
               <w:top w:val="single" w:color="999999" w:sz="4"/>
@@ -2895,26 +2996,443 @@
         <w:t>11. Abbreviations</w:t>
       </w:r>
     </w:p>
-    <w:p>
-      <w:pPr>
-        <w:spacing w:after="140"/>
-      </w:pPr>
-      <w:r>
-        <w:rPr>
-          <w:sz w:val="22"/>
-          <w:szCs w:val="22"/>
-        </w:rPr>
-        <w:t xml:space="preserve">ACLS — advanced cardiovascular life support
-BLS — basic life support
-CAPA — corrective and preventive action
-ECG — electrocardiogram
-ISA — Indian Society of Anaesthesiologists
-NABH — National Accreditation Board for Hospitals and Healthcare Providers
-NIBP — non-invasive blood pressure
-OE — objective element
-SHCO — Standards for Small Healthcare Organisations</w:t>
-      </w:r>
-    </w:p>
+    <w:tbl>
+      <w:tblPr>
+        <w:tblW w:type="pct" w:w="100%"/>
+        <w:tblBorders>
+          <w:top w:val="single" w:color="auto" w:sz="4"/>
+          <w:left w:val="single" w:color="auto" w:sz="4"/>
+          <w:bottom w:val="single" w:color="auto" w:sz="4"/>
+          <w:right w:val="single" w:color="auto" w:sz="4"/>
+          <w:insideH w:val="single" w:color="auto" w:sz="4"/>
+          <w:insideV w:val="single" w:color="auto" w:sz="4"/>
+        </w:tblBorders>
+      </w:tblPr>
+      <w:tblGrid>
+        <w:gridCol w:w="100"/>
+        <w:gridCol w:w="100"/>
+      </w:tblGrid>
+      <w:tr>
+        <w:tc>
+          <w:tcPr>
+            <w:tcW w:type="pct" w:w="22%"/>
+            <w:tcBorders>
+              <w:top w:val="single" w:color="999999" w:sz="4"/>
+              <w:left w:val="single" w:color="999999" w:sz="4"/>
+              <w:bottom w:val="single" w:color="999999" w:sz="4"/>
+              <w:right w:val="single" w:color="999999" w:sz="4"/>
+            </w:tcBorders>
+            <w:shd w:fill="E8E8E8" w:val="clear"/>
+          </w:tcPr>
+          <w:p>
+            <w:r>
+              <w:rPr>
+                <w:b/>
+              </w:rPr>
+              <w:t>Abbreviation</w:t>
+            </w:r>
+          </w:p>
+        </w:tc>
+        <w:tc>
+          <w:tcPr>
+            <w:tcW w:type="pct" w:w="22%"/>
+            <w:tcBorders>
+              <w:top w:val="single" w:color="999999" w:sz="4"/>
+              <w:left w:val="single" w:color="999999" w:sz="4"/>
+              <w:bottom w:val="single" w:color="999999" w:sz="4"/>
+              <w:right w:val="single" w:color="999999" w:sz="4"/>
+            </w:tcBorders>
+            <w:shd w:fill="E8E8E8" w:val="clear"/>
+          </w:tcPr>
+          <w:p>
+            <w:r>
+              <w:rPr>
+                <w:b/>
+              </w:rPr>
+              <w:t>Meaning</w:t>
+            </w:r>
+          </w:p>
+        </w:tc>
+      </w:tr>
+      <w:tr>
+        <w:tc>
+          <w:tcPr>
+            <w:tcW w:type="pct" w:w="22%"/>
+            <w:tcBorders>
+              <w:top w:val="single" w:color="999999" w:sz="4"/>
+              <w:left w:val="single" w:color="999999" w:sz="4"/>
+              <w:bottom w:val="single" w:color="999999" w:sz="4"/>
+              <w:right w:val="single" w:color="999999" w:sz="4"/>
+            </w:tcBorders>
+            <w:shd w:fill="E8E8E8" w:val="clear"/>
+          </w:tcPr>
+          <w:p>
+            <w:r>
+              <w:rPr>
+                <w:b w:val="0"/>
+              </w:rPr>
+              <w:t>ACLS</w:t>
+            </w:r>
+          </w:p>
+        </w:tc>
+        <w:tc>
+          <w:tcPr>
+            <w:tcW w:type="pct" w:w="22%"/>
+            <w:tcBorders>
+              <w:top w:val="single" w:color="999999" w:sz="4"/>
+              <w:left w:val="single" w:color="999999" w:sz="4"/>
+              <w:bottom w:val="single" w:color="999999" w:sz="4"/>
+              <w:right w:val="single" w:color="999999" w:sz="4"/>
+            </w:tcBorders>
+            <w:shd w:fill="E8E8E8" w:val="clear"/>
+          </w:tcPr>
+          <w:p>
+            <w:r>
+              <w:rPr>
+                <w:b w:val="0"/>
+              </w:rPr>
+              <w:t>advanced cardiovascular life support</w:t>
+            </w:r>
+          </w:p>
+        </w:tc>
+      </w:tr>
+      <w:tr>
+        <w:tc>
+          <w:tcPr>
+            <w:tcW w:type="pct" w:w="22%"/>
+            <w:tcBorders>
+              <w:top w:val="single" w:color="999999" w:sz="4"/>
+              <w:left w:val="single" w:color="999999" w:sz="4"/>
+              <w:bottom w:val="single" w:color="999999" w:sz="4"/>
+              <w:right w:val="single" w:color="999999" w:sz="4"/>
+            </w:tcBorders>
+            <w:shd w:fill="E8E8E8" w:val="clear"/>
+          </w:tcPr>
+          <w:p>
+            <w:r>
+              <w:rPr>
+                <w:b w:val="0"/>
+              </w:rPr>
+              <w:t>BLS</w:t>
+            </w:r>
+          </w:p>
+        </w:tc>
+        <w:tc>
+          <w:tcPr>
+            <w:tcW w:type="pct" w:w="22%"/>
+            <w:tcBorders>
+              <w:top w:val="single" w:color="999999" w:sz="4"/>
+              <w:left w:val="single" w:color="999999" w:sz="4"/>
+              <w:bottom w:val="single" w:color="999999" w:sz="4"/>
+              <w:right w:val="single" w:color="999999" w:sz="4"/>
+            </w:tcBorders>
+            <w:shd w:fill="E8E8E8" w:val="clear"/>
+          </w:tcPr>
+          <w:p>
+            <w:r>
+              <w:rPr>
+                <w:b w:val="0"/>
+              </w:rPr>
+              <w:t>basic life support</w:t>
+            </w:r>
+          </w:p>
+        </w:tc>
+      </w:tr>
+      <w:tr>
+        <w:tc>
+          <w:tcPr>
+            <w:tcW w:type="pct" w:w="22%"/>
+            <w:tcBorders>
+              <w:top w:val="single" w:color="999999" w:sz="4"/>
+              <w:left w:val="single" w:color="999999" w:sz="4"/>
+              <w:bottom w:val="single" w:color="999999" w:sz="4"/>
+              <w:right w:val="single" w:color="999999" w:sz="4"/>
+            </w:tcBorders>
+            <w:shd w:fill="E8E8E8" w:val="clear"/>
+          </w:tcPr>
+          <w:p>
+            <w:r>
+              <w:rPr>
+                <w:b w:val="0"/>
+              </w:rPr>
+              <w:t>CAPA</w:t>
+            </w:r>
+          </w:p>
+        </w:tc>
+        <w:tc>
+          <w:tcPr>
+            <w:tcW w:type="pct" w:w="22%"/>
+            <w:tcBorders>
+              <w:top w:val="single" w:color="999999" w:sz="4"/>
+              <w:left w:val="single" w:color="999999" w:sz="4"/>
+              <w:bottom w:val="single" w:color="999999" w:sz="4"/>
+              <w:right w:val="single" w:color="999999" w:sz="4"/>
+            </w:tcBorders>
+            <w:shd w:fill="E8E8E8" w:val="clear"/>
+          </w:tcPr>
+          <w:p>
+            <w:r>
+              <w:rPr>
+                <w:b w:val="0"/>
+              </w:rPr>
+              <w:t>corrective and preventive action</w:t>
+            </w:r>
+          </w:p>
+        </w:tc>
+      </w:tr>
+      <w:tr>
+        <w:tc>
+          <w:tcPr>
+            <w:tcW w:type="pct" w:w="22%"/>
+            <w:tcBorders>
+              <w:top w:val="single" w:color="999999" w:sz="4"/>
+              <w:left w:val="single" w:color="999999" w:sz="4"/>
+              <w:bottom w:val="single" w:color="999999" w:sz="4"/>
+              <w:right w:val="single" w:color="999999" w:sz="4"/>
+            </w:tcBorders>
+            <w:shd w:fill="E8E8E8" w:val="clear"/>
+          </w:tcPr>
+          <w:p>
+            <w:r>
+              <w:rPr>
+                <w:b w:val="0"/>
+              </w:rPr>
+              <w:t>ECG</w:t>
+            </w:r>
+          </w:p>
+        </w:tc>
+        <w:tc>
+          <w:tcPr>
+            <w:tcW w:type="pct" w:w="22%"/>
+            <w:tcBorders>
+              <w:top w:val="single" w:color="999999" w:sz="4"/>
+              <w:left w:val="single" w:color="999999" w:sz="4"/>
+              <w:bottom w:val="single" w:color="999999" w:sz="4"/>
+              <w:right w:val="single" w:color="999999" w:sz="4"/>
+            </w:tcBorders>
+            <w:shd w:fill="E8E8E8" w:val="clear"/>
+          </w:tcPr>
+          <w:p>
+            <w:r>
+              <w:rPr>
+                <w:b w:val="0"/>
+              </w:rPr>
+              <w:t>electrocardiogram</w:t>
+            </w:r>
+          </w:p>
+        </w:tc>
+      </w:tr>
+      <w:tr>
+        <w:tc>
+          <w:tcPr>
+            <w:tcW w:type="pct" w:w="22%"/>
+            <w:tcBorders>
+              <w:top w:val="single" w:color="999999" w:sz="4"/>
+              <w:left w:val="single" w:color="999999" w:sz="4"/>
+              <w:bottom w:val="single" w:color="999999" w:sz="4"/>
+              <w:right w:val="single" w:color="999999" w:sz="4"/>
+            </w:tcBorders>
+            <w:shd w:fill="E8E8E8" w:val="clear"/>
+          </w:tcPr>
+          <w:p>
+            <w:r>
+              <w:rPr>
+                <w:b w:val="0"/>
+              </w:rPr>
+              <w:t>ISA</w:t>
+            </w:r>
+          </w:p>
+        </w:tc>
+        <w:tc>
+          <w:tcPr>
+            <w:tcW w:type="pct" w:w="22%"/>
+            <w:tcBorders>
+              <w:top w:val="single" w:color="999999" w:sz="4"/>
+              <w:left w:val="single" w:color="999999" w:sz="4"/>
+              <w:bottom w:val="single" w:color="999999" w:sz="4"/>
+              <w:right w:val="single" w:color="999999" w:sz="4"/>
+            </w:tcBorders>
+            <w:shd w:fill="E8E8E8" w:val="clear"/>
+          </w:tcPr>
+          <w:p>
+            <w:r>
+              <w:rPr>
+                <w:b w:val="0"/>
+              </w:rPr>
+              <w:t>Indian Society of Anaesthesiologists</w:t>
+            </w:r>
+          </w:p>
+        </w:tc>
+      </w:tr>
+      <w:tr>
+        <w:tc>
+          <w:tcPr>
+            <w:tcW w:type="pct" w:w="22%"/>
+            <w:tcBorders>
+              <w:top w:val="single" w:color="999999" w:sz="4"/>
+              <w:left w:val="single" w:color="999999" w:sz="4"/>
+              <w:bottom w:val="single" w:color="999999" w:sz="4"/>
+              <w:right w:val="single" w:color="999999" w:sz="4"/>
+            </w:tcBorders>
+            <w:shd w:fill="E8E8E8" w:val="clear"/>
+          </w:tcPr>
+          <w:p>
+            <w:r>
+              <w:rPr>
+                <w:b w:val="0"/>
+              </w:rPr>
+              <w:t>NABH</w:t>
+            </w:r>
+          </w:p>
+        </w:tc>
+        <w:tc>
+          <w:tcPr>
+            <w:tcW w:type="pct" w:w="22%"/>
+            <w:tcBorders>
+              <w:top w:val="single" w:color="999999" w:sz="4"/>
+              <w:left w:val="single" w:color="999999" w:sz="4"/>
+              <w:bottom w:val="single" w:color="999999" w:sz="4"/>
+              <w:right w:val="single" w:color="999999" w:sz="4"/>
+            </w:tcBorders>
+            <w:shd w:fill="E8E8E8" w:val="clear"/>
+          </w:tcPr>
+          <w:p>
+            <w:r>
+              <w:rPr>
+                <w:b w:val="0"/>
+              </w:rPr>
+              <w:t>National Accreditation Board for Hospitals and Healthcare Providers</w:t>
+            </w:r>
+          </w:p>
+        </w:tc>
+      </w:tr>
+      <w:tr>
+        <w:tc>
+          <w:tcPr>
+            <w:tcW w:type="pct" w:w="22%"/>
+            <w:tcBorders>
+              <w:top w:val="single" w:color="999999" w:sz="4"/>
+              <w:left w:val="single" w:color="999999" w:sz="4"/>
+              <w:bottom w:val="single" w:color="999999" w:sz="4"/>
+              <w:right w:val="single" w:color="999999" w:sz="4"/>
+            </w:tcBorders>
+            <w:shd w:fill="E8E8E8" w:val="clear"/>
+          </w:tcPr>
+          <w:p>
+            <w:r>
+              <w:rPr>
+                <w:b w:val="0"/>
+              </w:rPr>
+              <w:t>NIBP</w:t>
+            </w:r>
+          </w:p>
+        </w:tc>
+        <w:tc>
+          <w:tcPr>
+            <w:tcW w:type="pct" w:w="22%"/>
+            <w:tcBorders>
+              <w:top w:val="single" w:color="999999" w:sz="4"/>
+              <w:left w:val="single" w:color="999999" w:sz="4"/>
+              <w:bottom w:val="single" w:color="999999" w:sz="4"/>
+              <w:right w:val="single" w:color="999999" w:sz="4"/>
+            </w:tcBorders>
+            <w:shd w:fill="E8E8E8" w:val="clear"/>
+          </w:tcPr>
+          <w:p>
+            <w:r>
+              <w:rPr>
+                <w:b w:val="0"/>
+              </w:rPr>
+              <w:t>non-invasive blood pressure</w:t>
+            </w:r>
+          </w:p>
+        </w:tc>
+      </w:tr>
+      <w:tr>
+        <w:tc>
+          <w:tcPr>
+            <w:tcW w:type="pct" w:w="22%"/>
+            <w:tcBorders>
+              <w:top w:val="single" w:color="999999" w:sz="4"/>
+              <w:left w:val="single" w:color="999999" w:sz="4"/>
+              <w:bottom w:val="single" w:color="999999" w:sz="4"/>
+              <w:right w:val="single" w:color="999999" w:sz="4"/>
+            </w:tcBorders>
+            <w:shd w:fill="E8E8E8" w:val="clear"/>
+          </w:tcPr>
+          <w:p>
+            <w:r>
+              <w:rPr>
+                <w:b w:val="0"/>
+              </w:rPr>
+              <w:t>OE</w:t>
+            </w:r>
+          </w:p>
+        </w:tc>
+        <w:tc>
+          <w:tcPr>
+            <w:tcW w:type="pct" w:w="22%"/>
+            <w:tcBorders>
+              <w:top w:val="single" w:color="999999" w:sz="4"/>
+              <w:left w:val="single" w:color="999999" w:sz="4"/>
+              <w:bottom w:val="single" w:color="999999" w:sz="4"/>
+              <w:right w:val="single" w:color="999999" w:sz="4"/>
+            </w:tcBorders>
+            <w:shd w:fill="E8E8E8" w:val="clear"/>
+          </w:tcPr>
+          <w:p>
+            <w:r>
+              <w:rPr>
+                <w:b w:val="0"/>
+              </w:rPr>
+              <w:t>objective element</w:t>
+            </w:r>
+          </w:p>
+        </w:tc>
+      </w:tr>
+      <w:tr>
+        <w:tc>
+          <w:tcPr>
+            <w:tcW w:type="pct" w:w="22%"/>
+            <w:tcBorders>
+              <w:top w:val="single" w:color="999999" w:sz="4"/>
+              <w:left w:val="single" w:color="999999" w:sz="4"/>
+              <w:bottom w:val="single" w:color="999999" w:sz="4"/>
+              <w:right w:val="single" w:color="999999" w:sz="4"/>
+            </w:tcBorders>
+            <w:shd w:fill="E8E8E8" w:val="clear"/>
+          </w:tcPr>
+          <w:p>
+            <w:r>
+              <w:rPr>
+                <w:b w:val="0"/>
+              </w:rPr>
+              <w:t>SHCO</w:t>
+            </w:r>
+          </w:p>
+        </w:tc>
+        <w:tc>
+          <w:tcPr>
+            <w:tcW w:type="pct" w:w="22%"/>
+            <w:tcBorders>
+              <w:top w:val="single" w:color="999999" w:sz="4"/>
+              <w:left w:val="single" w:color="999999" w:sz="4"/>
+              <w:bottom w:val="single" w:color="999999" w:sz="4"/>
+              <w:right w:val="single" w:color="999999" w:sz="4"/>
+            </w:tcBorders>
+            <w:shd w:fill="E8E8E8" w:val="clear"/>
+          </w:tcPr>
+          <w:p>
+            <w:r>
+              <w:rPr>
+                <w:b w:val="0"/>
+              </w:rPr>
+              <w:t>Standards for Small Healthcare Organisations</w:t>
+            </w:r>
+          </w:p>
+        </w:tc>
+      </w:tr>
+    </w:tbl>
     <w:p>
       <w:pPr>
         <w:pStyle w:val="Heading1"/>

--- a/policies/build/masters/COP.9_v2_master.docx
+++ b/policies/build/masters/COP.9_v2_master.docx
@@ -678,18 +678,6 @@
           <w:szCs w:val="22"/>
         </w:rPr>
         <w:t xml:space="preserve">Boundaries: PRE.3 owns the consent method; this policy owns that consent was obtained before sedation. COP.10 owns anaesthesia; this policy owns sedation that is not general or regional anaesthesia.</w:t>
-      </w:r>
-    </w:p>
-    <w:p>
-      <w:pPr>
-        <w:spacing w:after="140"/>
-      </w:pPr>
-      <w:r>
-        <w:rPr>
-          <w:sz w:val="22"/>
-          <w:szCs w:val="22"/>
-        </w:rPr>
-        <w:t xml:space="preserve">Words marked «like this» are defaults a small hospital can keep. A blank marked «________» has no sensible default. Fill it in before this document is signed.</w:t>
       </w:r>
     </w:p>
     <w:p>

--- a/policies/build/masters/COP.9_v2_master.docx
+++ b/policies/build/masters/COP.9_v2_master.docx
@@ -2266,6 +2266,520 @@
         <w:t xml:space="preserve">The Nursing Superintendent holds signed acknowledgements with the induction record.</w:t>
       </w:r>
     </w:p>
+    <w:p>
+      <w:pPr>
+        <w:pStyle w:val="Heading1"/>
+        <w:spacing w:after="120" w:before="280"/>
+      </w:pPr>
+      <w:r>
+        <w:t>10. Distribution</w:t>
+      </w:r>
+    </w:p>
+    <w:p>
+      <w:pPr>
+        <w:spacing w:after="140"/>
+      </w:pPr>
+      <w:r>
+        <w:rPr>
+          <w:sz w:val="22"/>
+          <w:szCs w:val="22"/>
+        </w:rPr>
+        <w:t xml:space="preserve">Official master copy: office of the Medical Superintendent, «Hospital Name», with the Anaesthesia In-Charge and Quality Coordinator.</w:t>
+      </w:r>
+    </w:p>
+    <w:p>
+      <w:pPr>
+        <w:spacing w:after="140"/>
+      </w:pPr>
+      <w:r>
+        <w:rPr>
+          <w:sz w:val="22"/>
+          <w:szCs w:val="22"/>
+        </w:rPr>
+        <w:t xml:space="preserve">Copies issued to: procedure rooms; endoscopy suite; minor OT; recovery area; emergency department.</w:t>
+      </w:r>
+    </w:p>
+    <w:p>
+      <w:pPr>
+        <w:spacing w:after="140"/>
+      </w:pPr>
+      <w:r>
+        <w:rPr>
+          <w:sz w:val="22"/>
+          <w:szCs w:val="22"/>
+        </w:rPr>
+        <w:t xml:space="preserve">The current version is available to all staff at the «policy file in the procedure area» and, if the hospital keeps an intranet, at «staff intranet / policies».</w:t>
+      </w:r>
+    </w:p>
+    <w:p>
+      <w:pPr>
+        <w:pStyle w:val="Heading1"/>
+        <w:spacing w:after="120" w:before="280"/>
+      </w:pPr>
+      <w:r>
+        <w:t>11. Abbreviations</w:t>
+      </w:r>
+    </w:p>
+    <w:tbl>
+      <w:tblPr>
+        <w:tblW w:type="pct" w:w="100%"/>
+        <w:tblBorders>
+          <w:top w:val="single" w:color="auto" w:sz="4"/>
+          <w:left w:val="single" w:color="auto" w:sz="4"/>
+          <w:bottom w:val="single" w:color="auto" w:sz="4"/>
+          <w:right w:val="single" w:color="auto" w:sz="4"/>
+          <w:insideH w:val="single" w:color="auto" w:sz="4"/>
+          <w:insideV w:val="single" w:color="auto" w:sz="4"/>
+        </w:tblBorders>
+      </w:tblPr>
+      <w:tblGrid>
+        <w:gridCol w:w="100"/>
+        <w:gridCol w:w="100"/>
+      </w:tblGrid>
+      <w:tr>
+        <w:tc>
+          <w:tcPr>
+            <w:tcW w:type="pct" w:w="22%"/>
+            <w:tcBorders>
+              <w:top w:val="single" w:color="999999" w:sz="4"/>
+              <w:left w:val="single" w:color="999999" w:sz="4"/>
+              <w:bottom w:val="single" w:color="999999" w:sz="4"/>
+              <w:right w:val="single" w:color="999999" w:sz="4"/>
+            </w:tcBorders>
+            <w:shd w:fill="E8E8E8" w:val="clear"/>
+          </w:tcPr>
+          <w:p>
+            <w:r>
+              <w:rPr>
+                <w:b/>
+              </w:rPr>
+              <w:t>Abbreviation</w:t>
+            </w:r>
+          </w:p>
+        </w:tc>
+        <w:tc>
+          <w:tcPr>
+            <w:tcW w:type="pct" w:w="22%"/>
+            <w:tcBorders>
+              <w:top w:val="single" w:color="999999" w:sz="4"/>
+              <w:left w:val="single" w:color="999999" w:sz="4"/>
+              <w:bottom w:val="single" w:color="999999" w:sz="4"/>
+              <w:right w:val="single" w:color="999999" w:sz="4"/>
+            </w:tcBorders>
+            <w:shd w:fill="E8E8E8" w:val="clear"/>
+          </w:tcPr>
+          <w:p>
+            <w:r>
+              <w:rPr>
+                <w:b/>
+              </w:rPr>
+              <w:t>Meaning</w:t>
+            </w:r>
+          </w:p>
+        </w:tc>
+      </w:tr>
+      <w:tr>
+        <w:tc>
+          <w:tcPr>
+            <w:tcW w:type="pct" w:w="22%"/>
+            <w:tcBorders>
+              <w:top w:val="single" w:color="999999" w:sz="4"/>
+              <w:left w:val="single" w:color="999999" w:sz="4"/>
+              <w:bottom w:val="single" w:color="999999" w:sz="4"/>
+              <w:right w:val="single" w:color="999999" w:sz="4"/>
+            </w:tcBorders>
+            <w:shd w:fill="E8E8E8" w:val="clear"/>
+          </w:tcPr>
+          <w:p>
+            <w:r>
+              <w:rPr>
+                <w:b w:val="0"/>
+              </w:rPr>
+              <w:t>ACLS</w:t>
+            </w:r>
+          </w:p>
+        </w:tc>
+        <w:tc>
+          <w:tcPr>
+            <w:tcW w:type="pct" w:w="22%"/>
+            <w:tcBorders>
+              <w:top w:val="single" w:color="999999" w:sz="4"/>
+              <w:left w:val="single" w:color="999999" w:sz="4"/>
+              <w:bottom w:val="single" w:color="999999" w:sz="4"/>
+              <w:right w:val="single" w:color="999999" w:sz="4"/>
+            </w:tcBorders>
+            <w:shd w:fill="E8E8E8" w:val="clear"/>
+          </w:tcPr>
+          <w:p>
+            <w:r>
+              <w:rPr>
+                <w:b w:val="0"/>
+              </w:rPr>
+              <w:t>advanced cardiovascular life support</w:t>
+            </w:r>
+          </w:p>
+        </w:tc>
+      </w:tr>
+      <w:tr>
+        <w:tc>
+          <w:tcPr>
+            <w:tcW w:type="pct" w:w="22%"/>
+            <w:tcBorders>
+              <w:top w:val="single" w:color="999999" w:sz="4"/>
+              <w:left w:val="single" w:color="999999" w:sz="4"/>
+              <w:bottom w:val="single" w:color="999999" w:sz="4"/>
+              <w:right w:val="single" w:color="999999" w:sz="4"/>
+            </w:tcBorders>
+            <w:shd w:fill="E8E8E8" w:val="clear"/>
+          </w:tcPr>
+          <w:p>
+            <w:r>
+              <w:rPr>
+                <w:b w:val="0"/>
+              </w:rPr>
+              <w:t>BLS</w:t>
+            </w:r>
+          </w:p>
+        </w:tc>
+        <w:tc>
+          <w:tcPr>
+            <w:tcW w:type="pct" w:w="22%"/>
+            <w:tcBorders>
+              <w:top w:val="single" w:color="999999" w:sz="4"/>
+              <w:left w:val="single" w:color="999999" w:sz="4"/>
+              <w:bottom w:val="single" w:color="999999" w:sz="4"/>
+              <w:right w:val="single" w:color="999999" w:sz="4"/>
+            </w:tcBorders>
+            <w:shd w:fill="E8E8E8" w:val="clear"/>
+          </w:tcPr>
+          <w:p>
+            <w:r>
+              <w:rPr>
+                <w:b w:val="0"/>
+              </w:rPr>
+              <w:t>basic life support</w:t>
+            </w:r>
+          </w:p>
+        </w:tc>
+      </w:tr>
+      <w:tr>
+        <w:tc>
+          <w:tcPr>
+            <w:tcW w:type="pct" w:w="22%"/>
+            <w:tcBorders>
+              <w:top w:val="single" w:color="999999" w:sz="4"/>
+              <w:left w:val="single" w:color="999999" w:sz="4"/>
+              <w:bottom w:val="single" w:color="999999" w:sz="4"/>
+              <w:right w:val="single" w:color="999999" w:sz="4"/>
+            </w:tcBorders>
+            <w:shd w:fill="E8E8E8" w:val="clear"/>
+          </w:tcPr>
+          <w:p>
+            <w:r>
+              <w:rPr>
+                <w:b w:val="0"/>
+              </w:rPr>
+              <w:t>CAPA</w:t>
+            </w:r>
+          </w:p>
+        </w:tc>
+        <w:tc>
+          <w:tcPr>
+            <w:tcW w:type="pct" w:w="22%"/>
+            <w:tcBorders>
+              <w:top w:val="single" w:color="999999" w:sz="4"/>
+              <w:left w:val="single" w:color="999999" w:sz="4"/>
+              <w:bottom w:val="single" w:color="999999" w:sz="4"/>
+              <w:right w:val="single" w:color="999999" w:sz="4"/>
+            </w:tcBorders>
+            <w:shd w:fill="E8E8E8" w:val="clear"/>
+          </w:tcPr>
+          <w:p>
+            <w:r>
+              <w:rPr>
+                <w:b w:val="0"/>
+              </w:rPr>
+              <w:t>corrective and preventive action</w:t>
+            </w:r>
+          </w:p>
+        </w:tc>
+      </w:tr>
+      <w:tr>
+        <w:tc>
+          <w:tcPr>
+            <w:tcW w:type="pct" w:w="22%"/>
+            <w:tcBorders>
+              <w:top w:val="single" w:color="999999" w:sz="4"/>
+              <w:left w:val="single" w:color="999999" w:sz="4"/>
+              <w:bottom w:val="single" w:color="999999" w:sz="4"/>
+              <w:right w:val="single" w:color="999999" w:sz="4"/>
+            </w:tcBorders>
+            <w:shd w:fill="E8E8E8" w:val="clear"/>
+          </w:tcPr>
+          <w:p>
+            <w:r>
+              <w:rPr>
+                <w:b w:val="0"/>
+              </w:rPr>
+              <w:t>ECG</w:t>
+            </w:r>
+          </w:p>
+        </w:tc>
+        <w:tc>
+          <w:tcPr>
+            <w:tcW w:type="pct" w:w="22%"/>
+            <w:tcBorders>
+              <w:top w:val="single" w:color="999999" w:sz="4"/>
+              <w:left w:val="single" w:color="999999" w:sz="4"/>
+              <w:bottom w:val="single" w:color="999999" w:sz="4"/>
+              <w:right w:val="single" w:color="999999" w:sz="4"/>
+            </w:tcBorders>
+            <w:shd w:fill="E8E8E8" w:val="clear"/>
+          </w:tcPr>
+          <w:p>
+            <w:r>
+              <w:rPr>
+                <w:b w:val="0"/>
+              </w:rPr>
+              <w:t>electrocardiogram</w:t>
+            </w:r>
+          </w:p>
+        </w:tc>
+      </w:tr>
+      <w:tr>
+        <w:tc>
+          <w:tcPr>
+            <w:tcW w:type="pct" w:w="22%"/>
+            <w:tcBorders>
+              <w:top w:val="single" w:color="999999" w:sz="4"/>
+              <w:left w:val="single" w:color="999999" w:sz="4"/>
+              <w:bottom w:val="single" w:color="999999" w:sz="4"/>
+              <w:right w:val="single" w:color="999999" w:sz="4"/>
+            </w:tcBorders>
+            <w:shd w:fill="E8E8E8" w:val="clear"/>
+          </w:tcPr>
+          <w:p>
+            <w:r>
+              <w:rPr>
+                <w:b w:val="0"/>
+              </w:rPr>
+              <w:t>ISA</w:t>
+            </w:r>
+          </w:p>
+        </w:tc>
+        <w:tc>
+          <w:tcPr>
+            <w:tcW w:type="pct" w:w="22%"/>
+            <w:tcBorders>
+              <w:top w:val="single" w:color="999999" w:sz="4"/>
+              <w:left w:val="single" w:color="999999" w:sz="4"/>
+              <w:bottom w:val="single" w:color="999999" w:sz="4"/>
+              <w:right w:val="single" w:color="999999" w:sz="4"/>
+            </w:tcBorders>
+            <w:shd w:fill="E8E8E8" w:val="clear"/>
+          </w:tcPr>
+          <w:p>
+            <w:r>
+              <w:rPr>
+                <w:b w:val="0"/>
+              </w:rPr>
+              <w:t>Indian Society of Anaesthesiologists</w:t>
+            </w:r>
+          </w:p>
+        </w:tc>
+      </w:tr>
+      <w:tr>
+        <w:tc>
+          <w:tcPr>
+            <w:tcW w:type="pct" w:w="22%"/>
+            <w:tcBorders>
+              <w:top w:val="single" w:color="999999" w:sz="4"/>
+              <w:left w:val="single" w:color="999999" w:sz="4"/>
+              <w:bottom w:val="single" w:color="999999" w:sz="4"/>
+              <w:right w:val="single" w:color="999999" w:sz="4"/>
+            </w:tcBorders>
+            <w:shd w:fill="E8E8E8" w:val="clear"/>
+          </w:tcPr>
+          <w:p>
+            <w:r>
+              <w:rPr>
+                <w:b w:val="0"/>
+              </w:rPr>
+              <w:t>NABH</w:t>
+            </w:r>
+          </w:p>
+        </w:tc>
+        <w:tc>
+          <w:tcPr>
+            <w:tcW w:type="pct" w:w="22%"/>
+            <w:tcBorders>
+              <w:top w:val="single" w:color="999999" w:sz="4"/>
+              <w:left w:val="single" w:color="999999" w:sz="4"/>
+              <w:bottom w:val="single" w:color="999999" w:sz="4"/>
+              <w:right w:val="single" w:color="999999" w:sz="4"/>
+            </w:tcBorders>
+            <w:shd w:fill="E8E8E8" w:val="clear"/>
+          </w:tcPr>
+          <w:p>
+            <w:r>
+              <w:rPr>
+                <w:b w:val="0"/>
+              </w:rPr>
+              <w:t>National Accreditation Board for Hospitals and Healthcare Providers</w:t>
+            </w:r>
+          </w:p>
+        </w:tc>
+      </w:tr>
+      <w:tr>
+        <w:tc>
+          <w:tcPr>
+            <w:tcW w:type="pct" w:w="22%"/>
+            <w:tcBorders>
+              <w:top w:val="single" w:color="999999" w:sz="4"/>
+              <w:left w:val="single" w:color="999999" w:sz="4"/>
+              <w:bottom w:val="single" w:color="999999" w:sz="4"/>
+              <w:right w:val="single" w:color="999999" w:sz="4"/>
+            </w:tcBorders>
+            <w:shd w:fill="E8E8E8" w:val="clear"/>
+          </w:tcPr>
+          <w:p>
+            <w:r>
+              <w:rPr>
+                <w:b w:val="0"/>
+              </w:rPr>
+              <w:t>NIBP</w:t>
+            </w:r>
+          </w:p>
+        </w:tc>
+        <w:tc>
+          <w:tcPr>
+            <w:tcW w:type="pct" w:w="22%"/>
+            <w:tcBorders>
+              <w:top w:val="single" w:color="999999" w:sz="4"/>
+              <w:left w:val="single" w:color="999999" w:sz="4"/>
+              <w:bottom w:val="single" w:color="999999" w:sz="4"/>
+              <w:right w:val="single" w:color="999999" w:sz="4"/>
+            </w:tcBorders>
+            <w:shd w:fill="E8E8E8" w:val="clear"/>
+          </w:tcPr>
+          <w:p>
+            <w:r>
+              <w:rPr>
+                <w:b w:val="0"/>
+              </w:rPr>
+              <w:t>non-invasive blood pressure</w:t>
+            </w:r>
+          </w:p>
+        </w:tc>
+      </w:tr>
+      <w:tr>
+        <w:tc>
+          <w:tcPr>
+            <w:tcW w:type="pct" w:w="22%"/>
+            <w:tcBorders>
+              <w:top w:val="single" w:color="999999" w:sz="4"/>
+              <w:left w:val="single" w:color="999999" w:sz="4"/>
+              <w:bottom w:val="single" w:color="999999" w:sz="4"/>
+              <w:right w:val="single" w:color="999999" w:sz="4"/>
+            </w:tcBorders>
+            <w:shd w:fill="E8E8E8" w:val="clear"/>
+          </w:tcPr>
+          <w:p>
+            <w:r>
+              <w:rPr>
+                <w:b w:val="0"/>
+              </w:rPr>
+              <w:t>OE</w:t>
+            </w:r>
+          </w:p>
+        </w:tc>
+        <w:tc>
+          <w:tcPr>
+            <w:tcW w:type="pct" w:w="22%"/>
+            <w:tcBorders>
+              <w:top w:val="single" w:color="999999" w:sz="4"/>
+              <w:left w:val="single" w:color="999999" w:sz="4"/>
+              <w:bottom w:val="single" w:color="999999" w:sz="4"/>
+              <w:right w:val="single" w:color="999999" w:sz="4"/>
+            </w:tcBorders>
+            <w:shd w:fill="E8E8E8" w:val="clear"/>
+          </w:tcPr>
+          <w:p>
+            <w:r>
+              <w:rPr>
+                <w:b w:val="0"/>
+              </w:rPr>
+              <w:t>objective element</w:t>
+            </w:r>
+          </w:p>
+        </w:tc>
+      </w:tr>
+      <w:tr>
+        <w:tc>
+          <w:tcPr>
+            <w:tcW w:type="pct" w:w="22%"/>
+            <w:tcBorders>
+              <w:top w:val="single" w:color="999999" w:sz="4"/>
+              <w:left w:val="single" w:color="999999" w:sz="4"/>
+              <w:bottom w:val="single" w:color="999999" w:sz="4"/>
+              <w:right w:val="single" w:color="999999" w:sz="4"/>
+            </w:tcBorders>
+            <w:shd w:fill="E8E8E8" w:val="clear"/>
+          </w:tcPr>
+          <w:p>
+            <w:r>
+              <w:rPr>
+                <w:b w:val="0"/>
+              </w:rPr>
+              <w:t>SHCO</w:t>
+            </w:r>
+          </w:p>
+        </w:tc>
+        <w:tc>
+          <w:tcPr>
+            <w:tcW w:type="pct" w:w="22%"/>
+            <w:tcBorders>
+              <w:top w:val="single" w:color="999999" w:sz="4"/>
+              <w:left w:val="single" w:color="999999" w:sz="4"/>
+              <w:bottom w:val="single" w:color="999999" w:sz="4"/>
+              <w:right w:val="single" w:color="999999" w:sz="4"/>
+            </w:tcBorders>
+            <w:shd w:fill="E8E8E8" w:val="clear"/>
+          </w:tcPr>
+          <w:p>
+            <w:r>
+              <w:rPr>
+                <w:b w:val="0"/>
+              </w:rPr>
+              <w:t>Standards for Small Healthcare Organisations</w:t>
+            </w:r>
+          </w:p>
+        </w:tc>
+      </w:tr>
+    </w:tbl>
+    <w:p>
+      <w:pPr>
+        <w:pStyle w:val="Heading1"/>
+        <w:spacing w:after="120" w:before="280"/>
+      </w:pPr>
+      <w:r>
+        <w:t>12. Traceability to NABH SHCO 3rd Edition COP.9</w:t>
+      </w:r>
+    </w:p>
+    <w:p>
+      <w:pPr>
+        <w:spacing w:after="120"/>
+      </w:pPr>
+      <w:r>
+        <w:rPr>
+          <w:i/>
+          <w:iCs/>
+          <w:sz w:val="20"/>
+          <w:szCs w:val="20"/>
+        </w:rPr>
+        <w:t xml:space="preserve">This table is an index. It is not how the policy is organised.</w:t>
+      </w:r>
+    </w:p>
     <w:tbl>
       <w:tblPr>
         <w:tblW w:type="pct" w:w="100%"/>
@@ -2930,520 +3444,6 @@
         </w:tc>
       </w:tr>
     </w:tbl>
-    <w:p>
-      <w:pPr>
-        <w:pStyle w:val="Heading1"/>
-        <w:spacing w:after="120" w:before="280"/>
-      </w:pPr>
-      <w:r>
-        <w:t>10. Distribution</w:t>
-      </w:r>
-    </w:p>
-    <w:p>
-      <w:pPr>
-        <w:spacing w:after="140"/>
-      </w:pPr>
-      <w:r>
-        <w:rPr>
-          <w:sz w:val="22"/>
-          <w:szCs w:val="22"/>
-        </w:rPr>
-        <w:t xml:space="preserve">Official master copy: office of the Medical Superintendent, «Hospital Name», with the Anaesthesia In-Charge and Quality Coordinator.</w:t>
-      </w:r>
-    </w:p>
-    <w:p>
-      <w:pPr>
-        <w:spacing w:after="140"/>
-      </w:pPr>
-      <w:r>
-        <w:rPr>
-          <w:sz w:val="22"/>
-          <w:szCs w:val="22"/>
-        </w:rPr>
-        <w:t xml:space="preserve">Copies issued to: procedure rooms; endoscopy suite; minor OT; recovery area; emergency department.</w:t>
-      </w:r>
-    </w:p>
-    <w:p>
-      <w:pPr>
-        <w:spacing w:after="140"/>
-      </w:pPr>
-      <w:r>
-        <w:rPr>
-          <w:sz w:val="22"/>
-          <w:szCs w:val="22"/>
-        </w:rPr>
-        <w:t xml:space="preserve">The current version is available to all staff at the «policy file in the procedure area» and, if the hospital keeps an intranet, at «staff intranet / policies».</w:t>
-      </w:r>
-    </w:p>
-    <w:p>
-      <w:pPr>
-        <w:pStyle w:val="Heading1"/>
-        <w:spacing w:after="120" w:before="280"/>
-      </w:pPr>
-      <w:r>
-        <w:t>11. Abbreviations</w:t>
-      </w:r>
-    </w:p>
-    <w:tbl>
-      <w:tblPr>
-        <w:tblW w:type="pct" w:w="100%"/>
-        <w:tblBorders>
-          <w:top w:val="single" w:color="auto" w:sz="4"/>
-          <w:left w:val="single" w:color="auto" w:sz="4"/>
-          <w:bottom w:val="single" w:color="auto" w:sz="4"/>
-          <w:right w:val="single" w:color="auto" w:sz="4"/>
-          <w:insideH w:val="single" w:color="auto" w:sz="4"/>
-          <w:insideV w:val="single" w:color="auto" w:sz="4"/>
-        </w:tblBorders>
-      </w:tblPr>
-      <w:tblGrid>
-        <w:gridCol w:w="100"/>
-        <w:gridCol w:w="100"/>
-      </w:tblGrid>
-      <w:tr>
-        <w:tc>
-          <w:tcPr>
-            <w:tcW w:type="pct" w:w="22%"/>
-            <w:tcBorders>
-              <w:top w:val="single" w:color="999999" w:sz="4"/>
-              <w:left w:val="single" w:color="999999" w:sz="4"/>
-              <w:bottom w:val="single" w:color="999999" w:sz="4"/>
-              <w:right w:val="single" w:color="999999" w:sz="4"/>
-            </w:tcBorders>
-            <w:shd w:fill="E8E8E8" w:val="clear"/>
-          </w:tcPr>
-          <w:p>
-            <w:r>
-              <w:rPr>
-                <w:b/>
-              </w:rPr>
-              <w:t>Abbreviation</w:t>
-            </w:r>
-          </w:p>
-        </w:tc>
-        <w:tc>
-          <w:tcPr>
-            <w:tcW w:type="pct" w:w="22%"/>
-            <w:tcBorders>
-              <w:top w:val="single" w:color="999999" w:sz="4"/>
-              <w:left w:val="single" w:color="999999" w:sz="4"/>
-              <w:bottom w:val="single" w:color="999999" w:sz="4"/>
-              <w:right w:val="single" w:color="999999" w:sz="4"/>
-            </w:tcBorders>
-            <w:shd w:fill="E8E8E8" w:val="clear"/>
-          </w:tcPr>
-          <w:p>
-            <w:r>
-              <w:rPr>
-                <w:b/>
-              </w:rPr>
-              <w:t>Meaning</w:t>
-            </w:r>
-          </w:p>
-        </w:tc>
-      </w:tr>
-      <w:tr>
-        <w:tc>
-          <w:tcPr>
-            <w:tcW w:type="pct" w:w="22%"/>
-            <w:tcBorders>
-              <w:top w:val="single" w:color="999999" w:sz="4"/>
-              <w:left w:val="single" w:color="999999" w:sz="4"/>
-              <w:bottom w:val="single" w:color="999999" w:sz="4"/>
-              <w:right w:val="single" w:color="999999" w:sz="4"/>
-            </w:tcBorders>
-            <w:shd w:fill="E8E8E8" w:val="clear"/>
-          </w:tcPr>
-          <w:p>
-            <w:r>
-              <w:rPr>
-                <w:b w:val="0"/>
-              </w:rPr>
-              <w:t>ACLS</w:t>
-            </w:r>
-          </w:p>
-        </w:tc>
-        <w:tc>
-          <w:tcPr>
-            <w:tcW w:type="pct" w:w="22%"/>
-            <w:tcBorders>
-              <w:top w:val="single" w:color="999999" w:sz="4"/>
-              <w:left w:val="single" w:color="999999" w:sz="4"/>
-              <w:bottom w:val="single" w:color="999999" w:sz="4"/>
-              <w:right w:val="single" w:color="999999" w:sz="4"/>
-            </w:tcBorders>
-            <w:shd w:fill="E8E8E8" w:val="clear"/>
-          </w:tcPr>
-          <w:p>
-            <w:r>
-              <w:rPr>
-                <w:b w:val="0"/>
-              </w:rPr>
-              <w:t>advanced cardiovascular life support</w:t>
-            </w:r>
-          </w:p>
-        </w:tc>
-      </w:tr>
-      <w:tr>
-        <w:tc>
-          <w:tcPr>
-            <w:tcW w:type="pct" w:w="22%"/>
-            <w:tcBorders>
-              <w:top w:val="single" w:color="999999" w:sz="4"/>
-              <w:left w:val="single" w:color="999999" w:sz="4"/>
-              <w:bottom w:val="single" w:color="999999" w:sz="4"/>
-              <w:right w:val="single" w:color="999999" w:sz="4"/>
-            </w:tcBorders>
-            <w:shd w:fill="E8E8E8" w:val="clear"/>
-          </w:tcPr>
-          <w:p>
-            <w:r>
-              <w:rPr>
-                <w:b w:val="0"/>
-              </w:rPr>
-              <w:t>BLS</w:t>
-            </w:r>
-          </w:p>
-        </w:tc>
-        <w:tc>
-          <w:tcPr>
-            <w:tcW w:type="pct" w:w="22%"/>
-            <w:tcBorders>
-              <w:top w:val="single" w:color="999999" w:sz="4"/>
-              <w:left w:val="single" w:color="999999" w:sz="4"/>
-              <w:bottom w:val="single" w:color="999999" w:sz="4"/>
-              <w:right w:val="single" w:color="999999" w:sz="4"/>
-            </w:tcBorders>
-            <w:shd w:fill="E8E8E8" w:val="clear"/>
-          </w:tcPr>
-          <w:p>
-            <w:r>
-              <w:rPr>
-                <w:b w:val="0"/>
-              </w:rPr>
-              <w:t>basic life support</w:t>
-            </w:r>
-          </w:p>
-        </w:tc>
-      </w:tr>
-      <w:tr>
-        <w:tc>
-          <w:tcPr>
-            <w:tcW w:type="pct" w:w="22%"/>
-            <w:tcBorders>
-              <w:top w:val="single" w:color="999999" w:sz="4"/>
-              <w:left w:val="single" w:color="999999" w:sz="4"/>
-              <w:bottom w:val="single" w:color="999999" w:sz="4"/>
-              <w:right w:val="single" w:color="999999" w:sz="4"/>
-            </w:tcBorders>
-            <w:shd w:fill="E8E8E8" w:val="clear"/>
-          </w:tcPr>
-          <w:p>
-            <w:r>
-              <w:rPr>
-                <w:b w:val="0"/>
-              </w:rPr>
-              <w:t>CAPA</w:t>
-            </w:r>
-          </w:p>
-        </w:tc>
-        <w:tc>
-          <w:tcPr>
-            <w:tcW w:type="pct" w:w="22%"/>
-            <w:tcBorders>
-              <w:top w:val="single" w:color="999999" w:sz="4"/>
-              <w:left w:val="single" w:color="999999" w:sz="4"/>
-              <w:bottom w:val="single" w:color="999999" w:sz="4"/>
-              <w:right w:val="single" w:color="999999" w:sz="4"/>
-            </w:tcBorders>
-            <w:shd w:fill="E8E8E8" w:val="clear"/>
-          </w:tcPr>
-          <w:p>
-            <w:r>
-              <w:rPr>
-                <w:b w:val="0"/>
-              </w:rPr>
-              <w:t>corrective and preventive action</w:t>
-            </w:r>
-          </w:p>
-        </w:tc>
-      </w:tr>
-      <w:tr>
-        <w:tc>
-          <w:tcPr>
-            <w:tcW w:type="pct" w:w="22%"/>
-            <w:tcBorders>
-              <w:top w:val="single" w:color="999999" w:sz="4"/>
-              <w:left w:val="single" w:color="999999" w:sz="4"/>
-              <w:bottom w:val="single" w:color="999999" w:sz="4"/>
-              <w:right w:val="single" w:color="999999" w:sz="4"/>
-            </w:tcBorders>
-            <w:shd w:fill="E8E8E8" w:val="clear"/>
-          </w:tcPr>
-          <w:p>
-            <w:r>
-              <w:rPr>
-                <w:b w:val="0"/>
-              </w:rPr>
-              <w:t>ECG</w:t>
-            </w:r>
-          </w:p>
-        </w:tc>
-        <w:tc>
-          <w:tcPr>
-            <w:tcW w:type="pct" w:w="22%"/>
-            <w:tcBorders>
-              <w:top w:val="single" w:color="999999" w:sz="4"/>
-              <w:left w:val="single" w:color="999999" w:sz="4"/>
-              <w:bottom w:val="single" w:color="999999" w:sz="4"/>
-              <w:right w:val="single" w:color="999999" w:sz="4"/>
-            </w:tcBorders>
-            <w:shd w:fill="E8E8E8" w:val="clear"/>
-          </w:tcPr>
-          <w:p>
-            <w:r>
-              <w:rPr>
-                <w:b w:val="0"/>
-              </w:rPr>
-              <w:t>electrocardiogram</w:t>
-            </w:r>
-          </w:p>
-        </w:tc>
-      </w:tr>
-      <w:tr>
-        <w:tc>
-          <w:tcPr>
-            <w:tcW w:type="pct" w:w="22%"/>
-            <w:tcBorders>
-              <w:top w:val="single" w:color="999999" w:sz="4"/>
-              <w:left w:val="single" w:color="999999" w:sz="4"/>
-              <w:bottom w:val="single" w:color="999999" w:sz="4"/>
-              <w:right w:val="single" w:color="999999" w:sz="4"/>
-            </w:tcBorders>
-            <w:shd w:fill="E8E8E8" w:val="clear"/>
-          </w:tcPr>
-          <w:p>
-            <w:r>
-              <w:rPr>
-                <w:b w:val="0"/>
-              </w:rPr>
-              <w:t>ISA</w:t>
-            </w:r>
-          </w:p>
-        </w:tc>
-        <w:tc>
-          <w:tcPr>
-            <w:tcW w:type="pct" w:w="22%"/>
-            <w:tcBorders>
-              <w:top w:val="single" w:color="999999" w:sz="4"/>
-              <w:left w:val="single" w:color="999999" w:sz="4"/>
-              <w:bottom w:val="single" w:color="999999" w:sz="4"/>
-              <w:right w:val="single" w:color="999999" w:sz="4"/>
-            </w:tcBorders>
-            <w:shd w:fill="E8E8E8" w:val="clear"/>
-          </w:tcPr>
-          <w:p>
-            <w:r>
-              <w:rPr>
-                <w:b w:val="0"/>
-              </w:rPr>
-              <w:t>Indian Society of Anaesthesiologists</w:t>
-            </w:r>
-          </w:p>
-        </w:tc>
-      </w:tr>
-      <w:tr>
-        <w:tc>
-          <w:tcPr>
-            <w:tcW w:type="pct" w:w="22%"/>
-            <w:tcBorders>
-              <w:top w:val="single" w:color="999999" w:sz="4"/>
-              <w:left w:val="single" w:color="999999" w:sz="4"/>
-              <w:bottom w:val="single" w:color="999999" w:sz="4"/>
-              <w:right w:val="single" w:color="999999" w:sz="4"/>
-            </w:tcBorders>
-            <w:shd w:fill="E8E8E8" w:val="clear"/>
-          </w:tcPr>
-          <w:p>
-            <w:r>
-              <w:rPr>
-                <w:b w:val="0"/>
-              </w:rPr>
-              <w:t>NABH</w:t>
-            </w:r>
-          </w:p>
-        </w:tc>
-        <w:tc>
-          <w:tcPr>
-            <w:tcW w:type="pct" w:w="22%"/>
-            <w:tcBorders>
-              <w:top w:val="single" w:color="999999" w:sz="4"/>
-              <w:left w:val="single" w:color="999999" w:sz="4"/>
-              <w:bottom w:val="single" w:color="999999" w:sz="4"/>
-              <w:right w:val="single" w:color="999999" w:sz="4"/>
-            </w:tcBorders>
-            <w:shd w:fill="E8E8E8" w:val="clear"/>
-          </w:tcPr>
-          <w:p>
-            <w:r>
-              <w:rPr>
-                <w:b w:val="0"/>
-              </w:rPr>
-              <w:t>National Accreditation Board for Hospitals and Healthcare Providers</w:t>
-            </w:r>
-          </w:p>
-        </w:tc>
-      </w:tr>
-      <w:tr>
-        <w:tc>
-          <w:tcPr>
-            <w:tcW w:type="pct" w:w="22%"/>
-            <w:tcBorders>
-              <w:top w:val="single" w:color="999999" w:sz="4"/>
-              <w:left w:val="single" w:color="999999" w:sz="4"/>
-              <w:bottom w:val="single" w:color="999999" w:sz="4"/>
-              <w:right w:val="single" w:color="999999" w:sz="4"/>
-            </w:tcBorders>
-            <w:shd w:fill="E8E8E8" w:val="clear"/>
-          </w:tcPr>
-          <w:p>
-            <w:r>
-              <w:rPr>
-                <w:b w:val="0"/>
-              </w:rPr>
-              <w:t>NIBP</w:t>
-            </w:r>
-          </w:p>
-        </w:tc>
-        <w:tc>
-          <w:tcPr>
-            <w:tcW w:type="pct" w:w="22%"/>
-            <w:tcBorders>
-              <w:top w:val="single" w:color="999999" w:sz="4"/>
-              <w:left w:val="single" w:color="999999" w:sz="4"/>
-              <w:bottom w:val="single" w:color="999999" w:sz="4"/>
-              <w:right w:val="single" w:color="999999" w:sz="4"/>
-            </w:tcBorders>
-            <w:shd w:fill="E8E8E8" w:val="clear"/>
-          </w:tcPr>
-          <w:p>
-            <w:r>
-              <w:rPr>
-                <w:b w:val="0"/>
-              </w:rPr>
-              <w:t>non-invasive blood pressure</w:t>
-            </w:r>
-          </w:p>
-        </w:tc>
-      </w:tr>
-      <w:tr>
-        <w:tc>
-          <w:tcPr>
-            <w:tcW w:type="pct" w:w="22%"/>
-            <w:tcBorders>
-              <w:top w:val="single" w:color="999999" w:sz="4"/>
-              <w:left w:val="single" w:color="999999" w:sz="4"/>
-              <w:bottom w:val="single" w:color="999999" w:sz="4"/>
-              <w:right w:val="single" w:color="999999" w:sz="4"/>
-            </w:tcBorders>
-            <w:shd w:fill="E8E8E8" w:val="clear"/>
-          </w:tcPr>
-          <w:p>
-            <w:r>
-              <w:rPr>
-                <w:b w:val="0"/>
-              </w:rPr>
-              <w:t>OE</w:t>
-            </w:r>
-          </w:p>
-        </w:tc>
-        <w:tc>
-          <w:tcPr>
-            <w:tcW w:type="pct" w:w="22%"/>
-            <w:tcBorders>
-              <w:top w:val="single" w:color="999999" w:sz="4"/>
-              <w:left w:val="single" w:color="999999" w:sz="4"/>
-              <w:bottom w:val="single" w:color="999999" w:sz="4"/>
-              <w:right w:val="single" w:color="999999" w:sz="4"/>
-            </w:tcBorders>
-            <w:shd w:fill="E8E8E8" w:val="clear"/>
-          </w:tcPr>
-          <w:p>
-            <w:r>
-              <w:rPr>
-                <w:b w:val="0"/>
-              </w:rPr>
-              <w:t>objective element</w:t>
-            </w:r>
-          </w:p>
-        </w:tc>
-      </w:tr>
-      <w:tr>
-        <w:tc>
-          <w:tcPr>
-            <w:tcW w:type="pct" w:w="22%"/>
-            <w:tcBorders>
-              <w:top w:val="single" w:color="999999" w:sz="4"/>
-              <w:left w:val="single" w:color="999999" w:sz="4"/>
-              <w:bottom w:val="single" w:color="999999" w:sz="4"/>
-              <w:right w:val="single" w:color="999999" w:sz="4"/>
-            </w:tcBorders>
-            <w:shd w:fill="E8E8E8" w:val="clear"/>
-          </w:tcPr>
-          <w:p>
-            <w:r>
-              <w:rPr>
-                <w:b w:val="0"/>
-              </w:rPr>
-              <w:t>SHCO</w:t>
-            </w:r>
-          </w:p>
-        </w:tc>
-        <w:tc>
-          <w:tcPr>
-            <w:tcW w:type="pct" w:w="22%"/>
-            <w:tcBorders>
-              <w:top w:val="single" w:color="999999" w:sz="4"/>
-              <w:left w:val="single" w:color="999999" w:sz="4"/>
-              <w:bottom w:val="single" w:color="999999" w:sz="4"/>
-              <w:right w:val="single" w:color="999999" w:sz="4"/>
-            </w:tcBorders>
-            <w:shd w:fill="E8E8E8" w:val="clear"/>
-          </w:tcPr>
-          <w:p>
-            <w:r>
-              <w:rPr>
-                <w:b w:val="0"/>
-              </w:rPr>
-              <w:t>Standards for Small Healthcare Organisations</w:t>
-            </w:r>
-          </w:p>
-        </w:tc>
-      </w:tr>
-    </w:tbl>
-    <w:p>
-      <w:pPr>
-        <w:pStyle w:val="Heading1"/>
-        <w:spacing w:after="120" w:before="280"/>
-      </w:pPr>
-      <w:r>
-        <w:t>12. Traceability to NABH SHCO 3rd Edition COP.9</w:t>
-      </w:r>
-    </w:p>
-    <w:p>
-      <w:pPr>
-        <w:spacing w:after="120"/>
-      </w:pPr>
-      <w:r>
-        <w:rPr>
-          <w:i/>
-          <w:iCs/>
-          <w:sz w:val="20"/>
-          <w:szCs w:val="20"/>
-        </w:rPr>
-        <w:t xml:space="preserve">This table is an index. It is not how the policy is organised.</w:t>
-      </w:r>
-    </w:p>
     <w:p>
       <w:pPr>
         <w:pStyle w:val="Heading1"/>

--- a/policies/build/masters/COP.9_v2_master.docx
+++ b/policies/build/masters/COP.9_v2_master.docx
@@ -677,7 +677,7 @@
           <w:sz w:val="22"/>
           <w:szCs w:val="22"/>
         </w:rPr>
-        <w:t xml:space="preserve">Boundaries: PRE.3 owns the consent method; this policy owns that consent was obtained before sedation. COP.10 owns anaesthesia; this policy owns sedation that is not general or regional anaesthesia.</w:t>
+        <w:t>The consent method itself is set by the informed-consent policy; this policy covers confirming that consent was obtained before sedation.</w:t>
       </w:r>
     </w:p>
     <w:p>
@@ -703,18 +703,6 @@
     </w:p>
     <w:p>
       <w:pPr>
-        <w:spacing w:after="140"/>
-      </w:pPr>
-      <w:r>
-        <w:rPr>
-          <w:sz w:val="22"/>
-          <w:szCs w:val="22"/>
-        </w:rPr>
-        <w:t xml:space="preserve">It covers sedation administration, consent, competency, intra-procedure monitoring, and post-procedure monitoring with discharge criteria. It does not cover general or regional anaesthesia (COP.10) or the consent method (PRE.3).</w:t>
-      </w:r>
-    </w:p>
-    <w:p>
-      <w:pPr>
         <w:pStyle w:val="Heading1"/>
         <w:spacing w:after="120" w:before="280"/>
       </w:pPr>
@@ -899,7 +887,7 @@
           <w:sz w:val="22"/>
           <w:szCs w:val="22"/>
         </w:rPr>
-        <w:t xml:space="preserve">PRE.3 owns the consent method. This step owns that consent was obtained and documented in the patient record before sedation begins. Consent is taken by the «sedationist or treating doctor performing the procedure».</w:t>
+        <w:t>This step owns that consent was obtained and documented in the patient record before sedation begins. Consent is taken by the «sedationist or treating doctor performing the procedure».</w:t>
       </w:r>
     </w:p>
     <w:p>

--- a/policies/build/masters/COP.9_v2_master.docx
+++ b/policies/build/masters/COP.9_v2_master.docx
@@ -3795,8 +3795,23 @@
           <w:sz w:val="22"/>
           <w:szCs w:val="22"/>
         </w:rPr>
-        <w:t xml:space="preserve">National Accreditation Board for Hospitals and Healthcare Providers (NABH), Standards for Small Healthcare Organisations, 3rd Edition — Care of Patients chapter, standard COP.9.</w:t>
-      </w:r>
+      </w:r>
+      <w:r>
+        <w:rPr>
+          <w:sz w:val="22"/>
+        </w:rPr>
+        <w:t xml:space="preserve">National Accreditation Board for Hospitals &amp; Healthcare Providers. (2022). Standards for small healthcare organisations (3rd ed.) — Care of Patients chapter, standard COP.9. </w:t>
+      </w:r>
+      <w:hyperlink r:id="rId9">
+        <w:r>
+          <w:rPr>
+            <w:rStyle w:val="Hyperlink"/>
+            <w:sz w:val="22"/>
+            <w:szCs w:val="22"/>
+          </w:rPr>
+          <w:t>https://nabh.co/programmes/small-healthcare-organisation-shco-accreditation-programme/</w:t>
+        </w:r>
+      </w:hyperlink>
     </w:p>
     <w:p>
       <w:pPr>
